--- a/data/templates/Request_for_Stay_Order.docx
+++ b/data/templates/Request_for_Stay_Order.docx
@@ -725,7 +725,7 @@
           <w:szCs w:val="26"/>
         </w:rPr>
         <w:tab/>
-        <w:t>#{{attorney_bar}}</w:t>
+        <w:t>{{attorney_bar}}</w:t>
       </w:r>
     </w:p>
     <w:p>

--- a/data/templates/Request_for_Stay_Order.docx
+++ b/data/templates/Request_for_Stay_Order.docx
@@ -849,42 +849,6 @@
         </w:rPr>
         <w:tab/>
         <w:t>{{firm_phone}}</w:t>
-      </w:r>
-    </w:p>
-    <w:p>
-      <w:pPr>
-        <w:tabs>
-          <w:tab w:val="left" w:pos="-1440"/>
-        </w:tabs>
-        <w:ind w:left="5040" w:hanging="2160"/>
-        <w:jc w:val="both"/>
-        <w:rPr>
-          <w:sz w:val="26"/>
-          <w:szCs w:val="26"/>
-        </w:rPr>
-      </w:pPr>
-      <w:r>
-        <w:rPr>
-          <w:sz w:val="26"/>
-          <w:szCs w:val="26"/>
-        </w:rPr>
-        <w:t xml:space="preserve">          </w:t>
-      </w:r>
-      <w:r>
-        <w:rPr>
-          <w:sz w:val="26"/>
-          <w:szCs w:val="26"/>
-        </w:rPr>
-        <w:tab/>
-        <w:t>Facsimile:</w:t>
-      </w:r>
-      <w:r>
-        <w:rPr>
-          <w:sz w:val="26"/>
-          <w:szCs w:val="26"/>
-        </w:rPr>
-        <w:tab/>
-        <w:t>{{firm_fax}}</w:t>
       </w:r>
     </w:p>
     <w:p>

--- a/data/templates/Request_for_Stay_Order.docx
+++ b/data/templates/Request_for_Stay_Order.docx
@@ -375,10 +375,7 @@
             </w:pPr>
             <w:r>
               <w:tab/>
-              <w:t>Cause No.</w:t>
-            </w:r>
-            <w:r>
-              <w:t xml:space="preserve">: </w:t>
+              <w:t>Cause No. : {{case_number}}</w:t>
             </w:r>
           </w:p>
         </w:tc>
